--- a/courts/eighth-circuit/missouri/state/court-of-appeals/reply-brief/usage/OUTPUT-reply-brief.docx
+++ b/courts/eighth-circuit/missouri/state/court-of-appeals/reply-brief/usage/OUTPUT-reply-brief.docx
@@ -6035,7 +6035,7 @@
         <w:t xml:space="preserve">When Lawmaking and Lobbying Are All in the Family</w:t>
       </w:r>
       <w:r>
-        <w:t xml:space="preserve">, NEW YORK TIMES (Oct. 9, 2005), at https://www.nytimes.com/2005/10/09/​weekinreview/​when-lawmaking-and-lobbying-are-all-in-the-family.html). But Respondents’ article discusses situations when professional lobbyists were closely related to elected officials, such as spouses and children, and it notes that those family members followed conflict-of-interest rules.</w:t>
+        <w:t xml:space="preserve">, NEW YORK TIMES (Oct. 9, 2005), at https://​www.​nytimes.​com/​2005/​10/​09/​weekinreview/​when-​lawmaking-​and-​lobbying-​are-​all-​in-​the-​family.​html). But Respondents’ article discusses situations when professional lobbyists were closely related to elected officials, such as spouses and children, and it notes that those family members followed conflict-of-interest rules.</w:t>
       </w:r>
       <w:r>
         <w:t xml:space="preserve"> </w:t>
@@ -9423,6 +9423,7 @@
     <w:unhideWhenUsed/>
     <w:qFormat/>
     <w:pPr>
+      <w:keepLines/>
       <w:spacing w:before="0" w:after="130" w:line="299" w:lineRule="exact"/>
     </w:pPr>
     <w:rPr>

--- a/courts/eighth-circuit/missouri/state/court-of-appeals/reply-brief/usage/OUTPUT-reply-brief.docx
+++ b/courts/eighth-circuit/missouri/state/court-of-appeals/reply-brief/usage/OUTPUT-reply-brief.docx
@@ -4501,7 +4501,7 @@
         <w:t xml:space="preserve">Sedey</w:t>
       </w:r>
       <w:r>
-        <w:t xml:space="preserve">, this Court concluded that “no-fault absentee voting” was a “central feature,” 594 S.W.3d at 271, by examining the proposal itself and identifying the policies it would adopt: “It would eliminate the need to provide a reason for voting by absentee ballot, it would allow any voter to cast a ballot by mail or in person … , and it would create an option for all qualified voters to request permanent receipt of mail-in absentee ballots for future elections.”</w:t>
+        <w:t xml:space="preserve">, this Court concluded that “no-fault absentee voting” was a “central feature,” 594 S.W.3d at 271, by examining the proposal itself and identifying the policies it would adopt: “It would eliminate the need to provide a reason for voting by absentee ballot, it would allow any voter to cast a ballot by mail or in person … ⁠, and it would create an option for all qualified voters to request permanent receipt of mail-in absentee ballots for future elections.”</w:t>
       </w:r>
       <w:r>
         <w:t xml:space="preserve"> </w:t>
@@ -5350,10 +5350,7 @@
         <w:t xml:space="preserve">(citing § 116.190.1,</w:t>
       </w:r>
       <w:r>
-        <w:t xml:space="preserve"> </w:t>
-      </w:r>
-      <w:r>
-        <w:t xml:space="preserve">.3, RSMo).</w:t>
+        <w:t xml:space="preserve"> ⁠.3, RSMo).</w:t>
       </w:r>
     </w:p>
     <w:p>
@@ -9676,6 +9673,33 @@
       <w:ind w:left="2160" w:hanging="720"/>
     </w:pPr>
   </w:style>
+  <w:style w:type="paragraph" w:customStyle="1" w:styleId="XdQuoteList1">
+    <w:name w:val="Xd Quote List 1"/>
+    <w:basedOn w:val="Normal"/>
+    <w:qFormat/>
+    <w:pPr>
+      <w:spacing w:before="0" w:after="0" w:line="299" w:lineRule="exact"/>
+      <w:ind w:left="1440" w:right="720" w:hanging="720"/>
+    </w:pPr>
+  </w:style>
+  <w:style w:type="paragraph" w:customStyle="1" w:styleId="XdQuoteList2">
+    <w:name w:val="Xd Quote List 2"/>
+    <w:basedOn w:val="Normal"/>
+    <w:qFormat/>
+    <w:pPr>
+      <w:spacing w:before="0" w:after="0" w:line="299" w:lineRule="exact"/>
+      <w:ind w:left="2160" w:right="720" w:hanging="720"/>
+    </w:pPr>
+  </w:style>
+  <w:style w:type="paragraph" w:customStyle="1" w:styleId="XdQuoteList3">
+    <w:name w:val="Xd Quote List 3"/>
+    <w:basedOn w:val="Normal"/>
+    <w:qFormat/>
+    <w:pPr>
+      <w:spacing w:before="0" w:after="0" w:line="299" w:lineRule="exact"/>
+      <w:ind w:left="2880" w:right="720" w:hanging="720"/>
+    </w:pPr>
+  </w:style>
   <w:style w:type="paragraph" w:customStyle="1" w:styleId="XdTail">
     <w:name w:val="XdTail"/>
     <w:basedOn w:val="BodyText"/>

--- a/courts/eighth-circuit/missouri/state/court-of-appeals/reply-brief/usage/OUTPUT-reply-brief.docx
+++ b/courts/eighth-circuit/missouri/state/court-of-appeals/reply-brief/usage/OUTPUT-reply-brief.docx
@@ -607,11 +607,7 @@
         <w:t xml:space="preserve"> </w:t>
       </w:r>
       <w:r>
-        <w:t xml:space="preserve">573</w:t>
-        <w:noBreakHyphen/>
-        <w:t xml:space="preserve">751</w:t>
-        <w:noBreakHyphen/>
-        <w:t xml:space="preserve">8870</w:t>
+        <w:t xml:space="preserve">573-⁠751-⁠8870</w:t>
       </w:r>
     </w:p>
     <w:p>
@@ -3895,13 +3891,7 @@
         <w:t xml:space="preserve">v. Kander</w:t>
       </w:r>
       <w:r>
-        <w:t xml:space="preserve">, 493 S.W.3d 865, 873</w:t>
-      </w:r>
-      <w:r>
-        <w:noBreakHyphen/>
-      </w:r>
-      <w:r>
-        <w:t xml:space="preserve">74 (Mo. App. W.D. 2016) (quoting</w:t>
+        <w:t xml:space="preserve">, 493 S.W.3d 865, 873-⁠74 (Mo. App. W.D. 2016) (quoting</w:t>
       </w:r>
       <w:r>
         <w:t xml:space="preserve"> </w:t>
@@ -4391,13 +4381,7 @@
         <w:t xml:space="preserve">Id.</w:t>
       </w:r>
       <w:r>
-        <w:t xml:space="preserve">; App. Br. 34</w:t>
-      </w:r>
-      <w:r>
-        <w:noBreakHyphen/>
-      </w:r>
-      <w:r>
-        <w:t xml:space="preserve">36. In</w:t>
+        <w:t xml:space="preserve">; App. Br. 34-⁠36. In</w:t>
       </w:r>
       <w:r>
         <w:t xml:space="preserve"> </w:t>
@@ -4458,13 +4442,7 @@
         <w:t xml:space="preserve"> </w:t>
       </w:r>
       <w:r>
-        <w:t xml:space="preserve">at 314</w:t>
-      </w:r>
-      <w:r>
-        <w:noBreakHyphen/>
-      </w:r>
-      <w:r>
-        <w:t xml:space="preserve">15. “The Summary Statements clearly state that the Missouri Constitution will be amended to affect collective bargaining rights,” and that sufficed.</w:t>
+        <w:t xml:space="preserve">at 314-⁠15. “The Summary Statements clearly state that the Missouri Constitution will be amended to affect collective bargaining rights,” and that sufficed.</w:t>
       </w:r>
       <w:r>
         <w:t xml:space="preserve"> </w:t>
@@ -4776,13 +4754,7 @@
         <w:pStyle w:val="BodyText"/>
       </w:pPr>
       <w:r>
-        <w:t xml:space="preserve">Respondents’ proposed alternative approach is not reasonable or feasible. In fact, Respondents’ brief vividly illustrates the hazards of their own approach. Instead of the 50 words allocated to the Legislature, it provides over 2,000 words of “historical context,” Resp. Br. 3, to explain the impact of SJR 38 on 2018’s Amendment 1 and prior law. Resp. Br. 3</w:t>
-      </w:r>
-      <w:r>
-        <w:noBreakHyphen/>
-      </w:r>
-      <w:r>
-        <w:t xml:space="preserve">11. Providing such “historical context” in a 50-word summary is neither necessary nor feasible. In fact, Amendment 1 in 2018 significantly changed the campaign-finance restrictions that had just been adopted by the voters in Amendment 2 in 2016, yet the ballot summary for Amendment 1 made no mention of Amendment 2, nor was it required to do so.</w:t>
+        <w:t xml:space="preserve">Respondents’ proposed alternative approach is not reasonable or feasible. In fact, Respondents’ brief vividly illustrates the hazards of their own approach. Instead of the 50 words allocated to the Legislature, it provides over 2,000 words of “historical context,” Resp. Br. 3, to explain the impact of SJR 38 on 2018’s Amendment 1 and prior law. Resp. Br. 3-⁠11. Providing such “historical context” in a 50-word summary is neither necessary nor feasible. In fact, Amendment 1 in 2018 significantly changed the campaign-finance restrictions that had just been adopted by the voters in Amendment 2 in 2016, yet the ballot summary for Amendment 1 made no mention of Amendment 2, nor was it required to do so.</w:t>
       </w:r>
       <w:r>
         <w:t xml:space="preserve"> </w:t>
@@ -4899,13 +4871,7 @@
         <w:t xml:space="preserve"> </w:t>
       </w:r>
       <w:r>
-        <w:t xml:space="preserve">The summary’s third bullet point fairly advises voters that the proposal will make significant changes to the State’s redistricting process by “creat[ing] citizen-led independent bipartisan commissions to draw state legislative districts based on one person, one vote, minority voter protection, compactness, competitiveness, fairness, and other criteria.” D12, at 14</w:t>
-      </w:r>
-      <w:r>
-        <w:noBreakHyphen/>
-      </w:r>
-      <w:r>
-        <w:t xml:space="preserve">15. This statement alerts any voter who may be concerned about preexisting redistricting policies that SJR 38 will impact those policies, and allows that “voter to make an informed decision about whether to investigate further.”</w:t>
+        <w:t xml:space="preserve">The summary’s third bullet point fairly advises voters that the proposal will make significant changes to the State’s redistricting process by “creat[ing] citizen-led independent bipartisan commissions to draw state legislative districts based on one person, one vote, minority voter protection, compactness, competitiveness, fairness, and other criteria.” D12, at 14-⁠15. This statement alerts any voter who may be concerned about preexisting redistricting policies that SJR 38 will impact those policies, and allows that “voter to make an informed decision about whether to investigate further.”</w:t>
       </w:r>
       <w:r>
         <w:t xml:space="preserve"> </w:t>
@@ -5247,13 +5213,7 @@
         <w:t xml:space="preserve"> </w:t>
       </w:r>
       <w:r>
-        <w:t xml:space="preserve">at 849</w:t>
-      </w:r>
-      <w:r>
-        <w:noBreakHyphen/>
-      </w:r>
-      <w:r>
-        <w:t xml:space="preserve">50. In so holding, the Court acknowledged that “Secretaries of State are officials elected in a partisan statewide election, who are likely to have positions on many of the important issues of the day… But we are aware of no presumption that an elected official cannot act in his lawful capacity merely because he has a subjective opinion on an issue.”</w:t>
+        <w:t xml:space="preserve">at 849-⁠50. In so holding, the Court acknowledged that “Secretaries of State are officials elected in a partisan statewide election, who are likely to have positions on many of the important issues of the day… But we are aware of no presumption that an elected official cannot act in his lawful capacity merely because he has a subjective opinion on an issue.”</w:t>
       </w:r>
       <w:r>
         <w:t xml:space="preserve"> </w:t>
@@ -5678,13 +5638,7 @@
         <w:t xml:space="preserve"> </w:t>
       </w:r>
       <w:r>
-        <w:t xml:space="preserve">at 195</w:t>
-      </w:r>
-      <w:r>
-        <w:noBreakHyphen/>
-      </w:r>
-      <w:r>
-        <w:t xml:space="preserve">196.</w:t>
+        <w:t xml:space="preserve">at 195-⁠196.</w:t>
       </w:r>
     </w:p>
     <w:p>
@@ -6425,13 +6379,7 @@
         <w:t xml:space="preserve"> </w:t>
       </w:r>
       <w:r>
-        <w:t xml:space="preserve">D18, at 18</w:t>
-      </w:r>
-      <w:r>
-        <w:noBreakHyphen/>
-      </w:r>
-      <w:r>
-        <w:t xml:space="preserve">19, thus fully preserving the issue for appeal.</w:t>
+        <w:t xml:space="preserve">D18, at 18-⁠19, thus fully preserving the issue for appeal.</w:t>
       </w:r>
       <w:r>
         <w:t xml:space="preserve"> </w:t>
@@ -7036,13 +6984,7 @@
         <w:t xml:space="preserve"> </w:t>
       </w:r>
       <w:r>
-        <w:t xml:space="preserve">at 33</w:t>
-      </w:r>
-      <w:r>
-        <w:noBreakHyphen/>
-      </w:r>
-      <w:r>
-        <w:t xml:space="preserve">34;</w:t>
+        <w:t xml:space="preserve">at 33-⁠34;</w:t>
       </w:r>
       <w:r>
         <w:t xml:space="preserve"> </w:t>
@@ -7100,13 +7042,7 @@
         <w:pStyle w:val="BodyText"/>
       </w:pPr>
       <w:r>
-        <w:t xml:space="preserve">Respondents rely heavily on the Senate Research Summary’s statement that SJR 38 will “rename[]” “currently-existing commissions.” Resp. Br. 31</w:t>
-      </w:r>
-      <w:r>
-        <w:noBreakHyphen/>
-      </w:r>
-      <w:r>
-        <w:t xml:space="preserve">32 (quoting D11, at 2). Respondents’ reliance on this summary is selective because they ignore that it also states that SJR 38 “prohibits all … gifts from lobbyists and lobbyists principals.” D11, at 1, 2 (emphasis added). In any event, the Senate Research Summary constitutes extraneous material that does not displace this Court’s judgment on what constitutes “fair and sufficient” language. On this point, the Legislature’s official summary is plainly more accurate than the informal summary prepared by research staffers, because SJR 38 clearly “invests” the commissions “with new form.” Furthermore, even if both characterizations were arguable, “ten different writers would produce ten different versions.”</w:t>
+        <w:t xml:space="preserve">Respondents rely heavily on the Senate Research Summary’s statement that SJR 38 will “rename[]” “currently-existing commissions.” Resp. Br. 31-⁠32 (quoting D11, at 2). Respondents’ reliance on this summary is selective because they ignore that it also states that SJR 38 “prohibits all … gifts from lobbyists and lobbyists principals.” D11, at 1, 2 (emphasis added). In any event, the Senate Research Summary constitutes extraneous material that does not displace this Court’s judgment on what constitutes “fair and sufficient” language. On this point, the Legislature’s official summary is plainly more accurate than the informal summary prepared by research staffers, because SJR 38 clearly “invests” the commissions “with new form.” Furthermore, even if both characterizations were arguable, “ten different writers would produce ten different versions.”</w:t>
       </w:r>
       <w:r>
         <w:t xml:space="preserve"> </w:t>
@@ -7449,25 +7385,7 @@
         <w:pStyle w:val="BodyText"/>
       </w:pPr>
       <w:r>
-        <w:t xml:space="preserve">Again, Respondents cite no dictionary definition of “independent” in their criticism of the summary’s use of this word. Resp. Br. 36</w:t>
-      </w:r>
-      <w:r>
-        <w:noBreakHyphen/>
-      </w:r>
-      <w:r>
-        <w:t xml:space="preserve">38. “Independent” means “not subject to control by others: not subordinate: self-governing.” WEBSTER’S THIRD, at 1148. Respondents do not dispute that the commissions are “independent” in this ordinary meaning of the word, as they elect their own leaders, conduct their own business, draw their own maps, and prepare their final report without anyone outside them “control[ing]” or “governing” that process. D12, at 9</w:t>
-      </w:r>
-      <w:r>
-        <w:noBreakHyphen/>
-      </w:r>
-      <w:r>
-        <w:t xml:space="preserve">10, 11</w:t>
-      </w:r>
-      <w:r>
-        <w:noBreakHyphen/>
-      </w:r>
-      <w:r>
-        <w:t xml:space="preserve">12.</w:t>
+        <w:t xml:space="preserve">Again, Respondents cite no dictionary definition of “independent” in their criticism of the summary’s use of this word. Resp. Br. 36-⁠38. “Independent” means “not subject to control by others: not subordinate: self-governing.” WEBSTER’S THIRD, at 1148. Respondents do not dispute that the commissions are “independent” in this ordinary meaning of the word, as they elect their own leaders, conduct their own business, draw their own maps, and prepare their final report without anyone outside them “control[ing]” or “governing” that process. D12, at 9-⁠10, 11-⁠12.</w:t>
       </w:r>
     </w:p>
     <w:p>
@@ -7921,13 +7839,7 @@
         <w:pStyle w:val="BodyText"/>
       </w:pPr>
       <w:r>
-        <w:t xml:space="preserve">Respondents argue that the summary statement is misleading because it implies that the redistricting criteria listed are entirely new. Resp. Br. 40</w:t>
-      </w:r>
-      <w:r>
-        <w:noBreakHyphen/>
-      </w:r>
-      <w:r>
-        <w:t xml:space="preserve">41. This is incorrect. The summary statement does not state or imply whether the criteria are new or already in use. It merely identifies the criteria the newly created commissions will use. The third bullet point states that SJR 38 will “[c]reate citizen-led independent bipartisan commissions to draw legislative districts based on one person, one vote, minority voter protection, compactness, competitiveness, fairness, and other criteria.” D12, at 15. This language simply does not say whether the listed criteria are new or previously used.</w:t>
+        <w:t xml:space="preserve">Respondents argue that the summary statement is misleading because it implies that the redistricting criteria listed are entirely new. Resp. Br. 40-⁠41. This is incorrect. The summary statement does not state or imply whether the criteria are new or already in use. It merely identifies the criteria the newly created commissions will use. The third bullet point states that SJR 38 will “[c]reate citizen-led independent bipartisan commissions to draw legislative districts based on one person, one vote, minority voter protection, compactness, competitiveness, fairness, and other criteria.” D12, at 15. This language simply does not say whether the listed criteria are new or previously used.</w:t>
       </w:r>
     </w:p>
     <w:p>
@@ -7951,13 +7863,7 @@
         <w:t xml:space="preserve"> </w:t>
       </w:r>
       <w:r>
-        <w:t xml:space="preserve">D12, at 4</w:t>
-      </w:r>
-      <w:r>
-        <w:noBreakHyphen/>
-      </w:r>
-      <w:r>
-        <w:t xml:space="preserve">7. No 50-word summary could spell out all this detail.</w:t>
+        <w:t xml:space="preserve">D12, at 4-⁠7. No 50-word summary could spell out all this detail.</w:t>
       </w:r>
     </w:p>
     <w:p>
@@ -7965,13 +7871,7 @@
         <w:pStyle w:val="BodyText"/>
       </w:pPr>
       <w:r>
-        <w:t xml:space="preserve">Respondents also argue that the summary statement should have disclosed that SJR 38 will lower the priority of fairness and competitiveness from third and fourth place to fifth and sixth place. Resp. Br. 45</w:t>
-      </w:r>
-      <w:r>
-        <w:noBreakHyphen/>
-      </w:r>
-      <w:r>
-        <w:t xml:space="preserve">46. But though this detail may be of interest to political insiders, it is not necessary to include in the ballot summary.</w:t>
+        <w:t xml:space="preserve">Respondents also argue that the summary statement should have disclosed that SJR 38 will lower the priority of fairness and competitiveness from third and fourth place to fifth and sixth place. Resp. Br. 45-⁠46. But though this detail may be of interest to political insiders, it is not necessary to include in the ballot summary.</w:t>
       </w:r>
       <w:r>
         <w:t xml:space="preserve"> </w:t>
@@ -8444,11 +8344,7 @@
               <w:t xml:space="preserve"> </w:t>
             </w:r>
             <w:r>
-              <w:t xml:space="preserve">573</w:t>
-              <w:noBreakHyphen/>
-              <w:t xml:space="preserve">751</w:t>
-              <w:noBreakHyphen/>
-              <w:t xml:space="preserve">8870</w:t>
+              <w:t xml:space="preserve">573-⁠751-⁠8870</w:t>
             </w:r>
           </w:p>
           <w:p>
@@ -9421,7 +9317,7 @@
     <w:qFormat/>
     <w:pPr>
       <w:keepLines/>
-      <w:spacing w:before="0" w:after="130" w:line="299" w:lineRule="exact"/>
+      <w:spacing w:before="13" w:after="130" w:line="299" w:lineRule="exact"/>
     </w:pPr>
     <w:rPr>
       <w:sz w:val="26"/>
